--- a/1952.12/1952年12月22日，关于编制一九五三年计划及五年建设计划纲要的指示__LLM初注.docx
+++ b/1952.12/1952年12月22日，关于编制一九五三年计划及五年建设计划纲要的指示__LLM初注.docx
@@ -51,13 +51,16 @@
       </w:r>
       <w:r>
         <w:rPr>
+          <w:rStyle w:val="FootnoteReference"/>
           <w:rFonts w:hint="eastAsia" w:ascii="仿宋" w:hAnsi="仿宋" w:eastAsia="仿宋" w:cs="仿宋"/>
           <w:sz w:val="36"/>
           <w:szCs w:val="36"/>
           <w:vertAlign w:val="superscript"/>
           <w:lang w:val="en-US" w:eastAsia="zh-CN"/>
         </w:rPr>
+        <w:t>[</w:t>
         <w:footnoteReference w:id="0"/>
+        <w:t>]</w:t>
       </w:r>
       <w:r>
         <w:rPr>
@@ -206,11 +209,18 @@
       <w:r>
         <w:rPr>
           <w:rStyle w:val="FootnoteReference"/>
-        </w:rPr>
+          <w:vertAlign w:val="superscript"/>
+        </w:rPr>
+        <w:t>[</w:t>
         <w:footnoteReference w:id="4"/>
-      </w:r>
-      <w:r>
-        <w:rPr/>
+        <w:t>]</w:t>
+      </w:r>
+      <w:r>
+        <w:rPr>
+          <w:rFonts w:hint="eastAsia" w:ascii="仿宋" w:hAnsi="仿宋" w:eastAsia="仿宋"/>
+          <w:sz w:val="32"/>
+          <w:szCs w:val="32"/>
+        </w:rPr>
         <w:t xml:space="preserve">”的方针来从事国家的建设。由于美帝国主义统治集团不愿和平，继续采取拖延甚至可能扩大侵朝战争的政策，估计朝鲜战争在一个相当长的时期内还不会停止，这一情况决定了抗美援朝的斗争必须继续进行。因此，我们既要保证国家建设的胜利，又要保证抗美援朝的胜利。抗美援朝和国家建设必须并顾，这是我们制订计划的出发点。必须由此出发来考虑国家工业建设的投资、速度、重点、分布和比例。</w:t>
       </w:r>
     </w:p>
@@ -249,11 +259,18 @@
       <w:r>
         <w:rPr>
           <w:rStyle w:val="FootnoteReference"/>
-        </w:rPr>
+          <w:vertAlign w:val="superscript"/>
+        </w:rPr>
+        <w:t>[</w:t>
         <w:footnoteReference w:id="5"/>
-      </w:r>
-      <w:r>
-        <w:rPr/>
+        <w:t>]</w:t>
+      </w:r>
+      <w:r>
+        <w:rPr>
+          <w:rFonts w:hint="eastAsia" w:ascii="仿宋" w:hAnsi="仿宋" w:eastAsia="仿宋"/>
+          <w:sz w:val="32"/>
+          <w:szCs w:val="32"/>
+        </w:rPr>
         <w:t xml:space="preserve">等大工业基地的建设，并开始新的工业基地的建设，以此来发展我国的五金、燃料、机械、电力工业与国防工业，使1957年的工业生产比1952年提高一倍到一倍半。为此，一切次要的可以推迟的建设必须推迟，一切对国家不起重要作用的工程投资必须削减，盲目铺摊子的现象必须克服，只顾小局，不顾大局的思想必须批判。只有这样，才能使我们的建设符合于国家全体的利益和长远的利益。有些同志光看到局部的需要，企图一下子把“好事”办完，处处搞大规模，样样搞大规模，分散使用国家有限的资金和建设力量，其结果必然使国家的主要工程无法完成，使国家大规模建设化为乌有。显然这是一种很有害的作法，必须予以制止。</w:t>
       </w:r>
     </w:p>

--- a/1952.12/1952年12月22日，关于编制一九五三年计划及五年建设计划纲要的指示__LLM初注.docx
+++ b/1952.12/1952年12月22日，关于编制一九五三年计划及五年建设计划纲要的指示__LLM初注.docx
@@ -41,36 +41,19 @@
       <w:bookmarkEnd w:id="0"/>
       <w:r>
         <w:rPr>
-          <w:rFonts w:hint="eastAsia" w:ascii="仿宋" w:hAnsi="仿宋" w:eastAsia="仿宋" w:cs="仿宋"/>
-          <w:sz w:val="36"/>
-          <w:szCs w:val="36"/>
+          <w:rStyle w:val="FootnoteReference"/>
           <w:vertAlign w:val="superscript"/>
-          <w:lang w:val="en-US" w:eastAsia="zh-CN"/>
-        </w:rPr>
-        <w:t>[</w:t>
+        </w:rPr>
+        <w:t>[1]</w:t>
       </w:r>
       <w:r>
         <w:rPr>
           <w:rStyle w:val="FootnoteReference"/>
-          <w:rFonts w:hint="eastAsia" w:ascii="仿宋" w:hAnsi="仿宋" w:eastAsia="仿宋" w:cs="仿宋"/>
-          <w:sz w:val="36"/>
-          <w:szCs w:val="36"/>
           <w:vertAlign w:val="superscript"/>
-          <w:lang w:val="en-US" w:eastAsia="zh-CN"/>
-        </w:rPr>
-        <w:t>[</w:t>
+          <w:vanish/>
+          <w:specVanish/>
+        </w:rPr>
         <w:footnoteReference w:id="0"/>
-        <w:t>]</w:t>
-      </w:r>
-      <w:r>
-        <w:rPr>
-          <w:rFonts w:hint="eastAsia" w:ascii="仿宋" w:hAnsi="仿宋" w:eastAsia="仿宋" w:cs="仿宋"/>
-          <w:sz w:val="36"/>
-          <w:szCs w:val="36"/>
-          <w:vertAlign w:val="superscript"/>
-          <w:lang w:val="en-US" w:eastAsia="zh-CN"/>
-        </w:rPr>
-        <w:t>]</w:t>
       </w:r>
     </w:p>
     <w:p>
@@ -211,9 +194,16 @@
           <w:rStyle w:val="FootnoteReference"/>
           <w:vertAlign w:val="superscript"/>
         </w:rPr>
-        <w:t>[</w:t>
+        <w:t>[2]</w:t>
+      </w:r>
+      <w:r>
+        <w:rPr>
+          <w:rStyle w:val="FootnoteReference"/>
+          <w:vertAlign w:val="superscript"/>
+          <w:vanish/>
+          <w:specVanish/>
+        </w:rPr>
         <w:footnoteReference w:id="4"/>
-        <w:t>]</w:t>
       </w:r>
       <w:r>
         <w:rPr>
@@ -261,9 +251,16 @@
           <w:rStyle w:val="FootnoteReference"/>
           <w:vertAlign w:val="superscript"/>
         </w:rPr>
-        <w:t>[</w:t>
+        <w:t>[3]</w:t>
+      </w:r>
+      <w:r>
+        <w:rPr>
+          <w:rStyle w:val="FootnoteReference"/>
+          <w:vertAlign w:val="superscript"/>
+          <w:vanish/>
+          <w:specVanish/>
+        </w:rPr>
         <w:footnoteReference w:id="5"/>
-        <w:t>]</w:t>
       </w:r>
       <w:r>
         <w:rPr>
@@ -653,33 +650,19 @@
       </w:pPr>
       <w:r>
         <w:rPr>
+          <w:rStyle w:val="FootnoteReference"/>
+        </w:rPr>
+        <w:t>[1]</w:t>
+      </w:r>
+      <w:r>
+        <w:rPr>
           <w:rFonts w:hint="eastAsia" w:asciiTheme="minorEastAsia" w:hAnsiTheme="minorEastAsia" w:cstheme="minorBidi"/>
           <w:kern w:val="2"/>
           <w:sz w:val="21"/>
           <w:szCs w:val="21"/>
           <w:lang w:val="en-US" w:eastAsia="zh-CN" w:bidi="ar-SA"/>
         </w:rPr>
-        <w:t>[</w:t>
-      </w:r>
-      <w:r>
-        <w:rPr>
-          <w:rFonts w:hint="eastAsia" w:asciiTheme="minorEastAsia" w:hAnsiTheme="minorEastAsia" w:cstheme="minorBidi"/>
-          <w:kern w:val="2"/>
-          <w:sz w:val="21"/>
-          <w:szCs w:val="21"/>
-          <w:lang w:val="en-US" w:eastAsia="zh-CN" w:bidi="ar-SA"/>
-        </w:rPr>
-        <w:footnoteRef/>
-      </w:r>
-      <w:r>
-        <w:rPr>
-          <w:rFonts w:hint="eastAsia" w:asciiTheme="minorEastAsia" w:hAnsiTheme="minorEastAsia" w:cstheme="minorBidi"/>
-          <w:kern w:val="2"/>
-          <w:sz w:val="21"/>
-          <w:szCs w:val="21"/>
-          <w:lang w:val="en-US" w:eastAsia="zh-CN" w:bidi="ar-SA"/>
-        </w:rPr>
-        <w:t>]关于本文的真实性及时间还存在争议，《毛泽东年谱》中并未记载。本文是根据东方直心同志编著的《毛泽东大传》（2021年终极版）第六卷，第2152页记载内容编辑而成。标题为编者所加。</w:t>
+        <w:t>关于本文的真实性及时间还存在争议，《毛泽东年谱》中并未记载。本文是根据东方直心同志编著的《毛泽东大传》（2021年终极版）第六卷，第2152页记载内容编辑而成。标题为编者所加。</w:t>
       </w:r>
     </w:p>
   </w:footnote>
@@ -696,15 +679,25 @@
       </w:pPr>
       <w:r>
         <w:rPr>
+          <w:rStyle w:val="FootnoteReference"/>
+        </w:rPr>
+        <w:t>[2]</w:t>
+      </w:r>
+      <w:r>
+        <w:rPr>
           <w:rFonts w:asciiTheme="minorEastAsia" w:hAnsiTheme="minorEastAsia" w:eastAsiaTheme="minorEastAsia" w:cstheme="minorBidi"/>
           <w:kern w:val="2"/>
           <w:sz w:val="21"/>
           <w:szCs w:val="21"/>
           <w:lang w:val="en-US" w:eastAsia="zh-CN" w:bidi="ar-SA"/>
         </w:rPr>
-        <w:footnoteRef/>
-      </w:r>
-      <w:r>
+        <w:t xml:space="preserve">“边打、边稳、边建”是中共中央在朝鲜战争期间提出的经济建设方针：一边进行抗美援朝战争，一边稳定国内物价和市场，一边开展国家经济建设。1952年8月由陈云首次概括提出。</w:t>
+      </w:r>
+    </w:p>
+  </w:footnote>
+  <w:footnote w:id="5">
+    <w:p>
+      <w:pPr>
         <w:rPr>
           <w:rFonts w:asciiTheme="minorEastAsia" w:hAnsiTheme="minorEastAsia" w:eastAsiaTheme="minorEastAsia" w:cstheme="minorBidi"/>
           <w:kern w:val="2"/>
@@ -712,30 +705,12 @@
           <w:szCs w:val="21"/>
           <w:lang w:val="en-US" w:eastAsia="zh-CN" w:bidi="ar-SA"/>
         </w:rPr>
-        <w:t xml:space="preserve">“边打、边稳、边建”是中共中央在朝鲜战争期间提出的经济建设方针：一边进行抗美援朝战争，一边稳定国内物价和市场，一边开展国家经济建设。1952年8月由陈云首次概括提出。</w:t>
-      </w:r>
-    </w:p>
-  </w:footnote>
-  <w:footnote w:id="5">
-    <w:p>
-      <w:pPr>
-        <w:rPr>
-          <w:rFonts w:asciiTheme="minorEastAsia" w:hAnsiTheme="minorEastAsia" w:eastAsiaTheme="minorEastAsia" w:cstheme="minorBidi"/>
-          <w:kern w:val="2"/>
-          <w:sz w:val="21"/>
-          <w:szCs w:val="21"/>
-          <w:lang w:val="en-US" w:eastAsia="zh-CN" w:bidi="ar-SA"/>
-        </w:rPr>
-      </w:pPr>
-      <w:r>
-        <w:rPr>
-          <w:rFonts w:asciiTheme="minorEastAsia" w:hAnsiTheme="minorEastAsia" w:eastAsiaTheme="minorEastAsia" w:cstheme="minorBidi"/>
-          <w:kern w:val="2"/>
-          <w:sz w:val="21"/>
-          <w:szCs w:val="21"/>
-          <w:lang w:val="en-US" w:eastAsia="zh-CN" w:bidi="ar-SA"/>
-        </w:rPr>
-        <w:footnoteRef/>
+      </w:pPr>
+      <w:r>
+        <w:rPr>
+          <w:rStyle w:val="FootnoteReference"/>
+        </w:rPr>
+        <w:t>[3]</w:t>
       </w:r>
       <w:r>
         <w:rPr>
